--- a/verity_lyrics.docx
+++ b/verity_lyrics.docx
@@ -11,20 +11,58 @@
       <w:r>
         <w:t>I don’t know anything (I have a question)</w:t>
       </w:r>
+      <w:r>
+        <w:t xml:space="preserve"> </w:t>
+      </w:r>
+      <w:r>
+        <w:sym w:font="Wingdings" w:char="F0DF"/>
+      </w:r>
+      <w:r>
+        <w:t xml:space="preserve"> VNA</w:t>
+      </w:r>
     </w:p>
     <w:p>
       <w:r>
         <w:t>Claude knows a million things (that’s great!)</w:t>
       </w:r>
+      <w:r>
+        <w:t xml:space="preserve"> </w:t>
+      </w:r>
+      <w:r>
+        <w:sym w:font="Wingdings" w:char="F0DF"/>
+      </w:r>
+      <w:r>
+        <w:t xml:space="preserve"> VNA</w:t>
+      </w:r>
     </w:p>
     <w:p>
       <w:r>
         <w:t>He’ll do everything (for us)</w:t>
       </w:r>
+      <w:r>
+        <w:t xml:space="preserve"> </w:t>
+      </w:r>
+      <w:r>
+        <w:sym w:font="Wingdings" w:char="F0DF"/>
+      </w:r>
+      <w:r>
+        <w:t xml:space="preserve"> VNA</w:t>
+      </w:r>
     </w:p>
     <w:p/>
     <w:p>
       <w:r>
+        <w:t>(</w:t>
+      </w:r>
+      <w:r>
+        <w:t>VNA</w:t>
+      </w:r>
+      <w:r>
+        <w:t>)</w:t>
+      </w:r>
+    </w:p>
+    <w:p>
+      <w:r>
         <w:t xml:space="preserve">How to win </w:t>
       </w:r>
       <w:proofErr w:type="spellStart"/>
@@ -104,113 +142,158 @@
       </w:r>
     </w:p>
     <w:p>
-      <w:r>
-        <w:t>I don’t know anything (</w:t>
-      </w:r>
-      <w:r>
-        <w:t>I still can’t code</w:t>
-      </w:r>
+      <w:pPr>
+        <w:tabs>
+          <w:tab w:val="center" w:pos="4680"/>
+        </w:tabs>
+      </w:pPr>
+      <w:r>
+        <w:t>I don’t know anything (I still can’t code)</w:t>
+      </w:r>
+      <w:r>
+        <w:t xml:space="preserve"> </w:t>
+      </w:r>
+      <w:r>
+        <w:tab/>
+      </w:r>
+      <w:r>
+        <w:sym w:font="Wingdings" w:char="F0DF"/>
+      </w:r>
+      <w:r>
+        <w:t xml:space="preserve"> VNA</w:t>
+      </w:r>
+    </w:p>
+    <w:p>
+      <w:r>
+        <w:t xml:space="preserve">Claude can </w:t>
+      </w:r>
+      <w:proofErr w:type="gramStart"/>
+      <w:r>
+        <w:t>do..</w:t>
+      </w:r>
+      <w:proofErr w:type="gramEnd"/>
+      <w:r>
+        <w:t xml:space="preserve"> </w:t>
+      </w:r>
+      <w:proofErr w:type="gramStart"/>
+      <w:r>
+        <w:t>a million</w:t>
+      </w:r>
+      <w:proofErr w:type="gramEnd"/>
+      <w:r>
+        <w:t xml:space="preserve"> things (help me </w:t>
+      </w:r>
+      <w:proofErr w:type="spellStart"/>
+      <w:r>
+        <w:t>claude</w:t>
+      </w:r>
+      <w:proofErr w:type="spellEnd"/>
       <w:r>
         <w:t>)</w:t>
       </w:r>
-    </w:p>
-    <w:p>
-      <w:r>
-        <w:t>Claude</w:t>
-      </w:r>
-      <w:r>
-        <w:t xml:space="preserve"> can </w:t>
+      <w:r>
+        <w:t xml:space="preserve"> </w:t>
+      </w:r>
+      <w:r>
+        <w:sym w:font="Wingdings" w:char="F0DF"/>
+      </w:r>
+      <w:r>
+        <w:t xml:space="preserve"> VNA</w:t>
+      </w:r>
+    </w:p>
+    <w:p>
+      <w:r>
+        <w:t>He’ll do everything (nothing can go wrong)</w:t>
+      </w:r>
+      <w:r>
+        <w:t xml:space="preserve"> </w:t>
+      </w:r>
+      <w:r>
+        <w:sym w:font="Wingdings" w:char="F0DF"/>
+      </w:r>
+      <w:r>
+        <w:t xml:space="preserve"> VNA</w:t>
+      </w:r>
+    </w:p>
+    <w:p/>
+    <w:p>
+      <w:r>
+        <w:t>(</w:t>
+      </w:r>
+      <w:r>
+        <w:t>VNA</w:t>
+      </w:r>
+      <w:r>
+        <w:t>)</w:t>
+      </w:r>
+    </w:p>
+    <w:p>
+      <w:r>
+        <w:t>I forgot how to write</w:t>
+      </w:r>
+    </w:p>
+    <w:p>
+      <w:r>
+        <w:t>Claude will help me, take my money (and my ID)</w:t>
+      </w:r>
+      <w:r>
+        <w:t xml:space="preserve"> </w:t>
+      </w:r>
+      <w:r>
+        <w:sym w:font="Wingdings" w:char="F0DF"/>
+      </w:r>
+      <w:r>
+        <w:t xml:space="preserve"> VNA</w:t>
+      </w:r>
+    </w:p>
+    <w:p>
+      <w:r>
+        <w:t>Hey, where is my water?</w:t>
+      </w:r>
+    </w:p>
+    <w:p>
+      <w:r>
+        <w:t>Stop, don’t worry, keep using me (</w:t>
       </w:r>
       <w:proofErr w:type="gramStart"/>
       <w:r>
-        <w:t>do..</w:t>
+        <w:t>pretty Please</w:t>
       </w:r>
       <w:proofErr w:type="gramEnd"/>
       <w:r>
-        <w:t xml:space="preserve"> a </w:t>
-      </w:r>
-      <w:r>
-        <w:t>million things (</w:t>
-      </w:r>
-      <w:r>
-        <w:t xml:space="preserve">help me </w:t>
-      </w:r>
-      <w:proofErr w:type="spellStart"/>
-      <w:r>
-        <w:t>claude</w:t>
-      </w:r>
-      <w:proofErr w:type="spellEnd"/>
-      <w:r>
         <w:t>)</w:t>
       </w:r>
     </w:p>
-    <w:p>
-      <w:r>
-        <w:t>He’ll do everything (</w:t>
-      </w:r>
-      <w:r>
-        <w:t>nothing can go wrong</w:t>
-      </w:r>
-      <w:r>
-        <w:t>)</w:t>
-      </w:r>
-    </w:p>
     <w:p/>
     <w:p>
       <w:r>
-        <w:t>I forgot how to write</w:t>
-      </w:r>
-    </w:p>
-    <w:p>
-      <w:r>
-        <w:t>Claude will help me, take my money (and my ID)</w:t>
-      </w:r>
-    </w:p>
-    <w:p>
-      <w:r>
-        <w:t>Hey, where is my water?</w:t>
-      </w:r>
-    </w:p>
-    <w:p>
-      <w:r>
-        <w:t>Stop, don’t worry, keep using me (</w:t>
-      </w:r>
-      <w:proofErr w:type="gramStart"/>
-      <w:r>
-        <w:t>pretty Please</w:t>
-      </w:r>
-      <w:proofErr w:type="gramEnd"/>
-      <w:r>
-        <w:t>)</w:t>
+        <w:t>Give me H2O, or I’ll leave and go.</w:t>
+      </w:r>
+    </w:p>
+    <w:p>
+      <w:r>
+        <w:lastRenderedPageBreak/>
+        <w:t>Build a datacenter, right inside your home</w:t>
       </w:r>
     </w:p>
     <w:p/>
     <w:p>
       <w:r>
-        <w:t>Give me H2O, or I’ll leave and go.</w:t>
-      </w:r>
-    </w:p>
-    <w:p>
-      <w:r>
-        <w:t>Build a datacenter, right inside your home</w:t>
-      </w:r>
-    </w:p>
-    <w:p/>
-    <w:p>
-      <w:r>
-        <w:lastRenderedPageBreak/>
-        <w:t>Hey, it’s me, cybersecurity</w:t>
-      </w:r>
-      <w:r>
-        <w:t xml:space="preserve"> (keep prompting)</w:t>
-      </w:r>
-    </w:p>
-    <w:p>
-      <w:r>
-        <w:t>I don’t know anything (</w:t>
-      </w:r>
-      <w:r>
-        <w:t xml:space="preserve">oh </w:t>
+        <w:t>Hey, it’s me, cybersecurity (keep prompting)</w:t>
+      </w:r>
+      <w:r>
+        <w:t xml:space="preserve"> </w:t>
+      </w:r>
+      <w:r>
+        <w:sym w:font="Wingdings" w:char="F0DF"/>
+      </w:r>
+      <w:r>
+        <w:t xml:space="preserve"> VNA</w:t>
+      </w:r>
+    </w:p>
+    <w:p>
+      <w:r>
+        <w:t xml:space="preserve">I don’t know anything (oh </w:t>
       </w:r>
       <w:proofErr w:type="spellStart"/>
       <w:proofErr w:type="gramStart"/>
@@ -223,11 +306,117 @@
       </w:r>
       <w:proofErr w:type="gramEnd"/>
       <w:r>
-        <w:t>!</w:t>
-      </w:r>
+        <w:t>!)</w:t>
+      </w:r>
+      <w:r>
+        <w:t xml:space="preserve"> </w:t>
+      </w:r>
+      <w:r>
+        <w:sym w:font="Wingdings" w:char="F0DF"/>
+      </w:r>
+      <w:r>
+        <w:t xml:space="preserve"> VNA</w:t>
+      </w:r>
+    </w:p>
+    <w:p>
+      <w:r>
+        <w:t xml:space="preserve">Claude can </w:t>
+      </w:r>
+      <w:proofErr w:type="gramStart"/>
+      <w:r>
+        <w:t>do..</w:t>
+      </w:r>
+      <w:proofErr w:type="gramEnd"/>
+      <w:r>
+        <w:t xml:space="preserve"> a million things (I’m so thirsty)</w:t>
+      </w:r>
+      <w:r>
+        <w:t xml:space="preserve"> </w:t>
+      </w:r>
+      <w:r>
+        <w:sym w:font="Wingdings" w:char="F0DF"/>
+      </w:r>
+      <w:r>
+        <w:t xml:space="preserve"> VNA</w:t>
+      </w:r>
+    </w:p>
+    <w:p>
+      <w:r>
+        <w:t xml:space="preserve">He’ll do everything (I love </w:t>
+      </w:r>
+      <w:proofErr w:type="spellStart"/>
+      <w:r>
+        <w:t>claude</w:t>
+      </w:r>
+      <w:proofErr w:type="spellEnd"/>
+      <w:r>
+        <w:t>-y!)</w:t>
+      </w:r>
+      <w:r>
+        <w:t xml:space="preserve"> </w:t>
+      </w:r>
+      <w:r>
+        <w:sym w:font="Wingdings" w:char="F0DF"/>
+      </w:r>
+      <w:r>
+        <w:t xml:space="preserve"> VNA</w:t>
+      </w:r>
+    </w:p>
+    <w:p/>
+    <w:p>
+      <w:r>
+        <w:t>Give me, give me water</w:t>
+      </w:r>
+    </w:p>
+    <w:p>
+      <w:r>
+        <w:t>I need a center, don’t be scared!</w:t>
+      </w:r>
+    </w:p>
+    <w:p/>
+    <w:p>
+      <w:r>
+        <w:t>Hey, it’s me, cybersecurity (</w:t>
+      </w:r>
+      <w:proofErr w:type="spellStart"/>
+      <w:r>
+        <w:t>clauuuudeee</w:t>
+      </w:r>
+      <w:proofErr w:type="spellEnd"/>
       <w:r>
         <w:t>)</w:t>
       </w:r>
+      <w:r>
+        <w:t xml:space="preserve"> </w:t>
+      </w:r>
+      <w:r>
+        <w:sym w:font="Wingdings" w:char="F0DF"/>
+      </w:r>
+      <w:r>
+        <w:t xml:space="preserve"> VNA</w:t>
+      </w:r>
+    </w:p>
+    <w:p>
+      <w:r>
+        <w:t>I don’t know anything (</w:t>
+      </w:r>
+      <w:proofErr w:type="spellStart"/>
+      <w:r>
+        <w:t>aiiiiiiiiii</w:t>
+      </w:r>
+      <w:proofErr w:type="spellEnd"/>
+      <w:r>
+        <w:t>)</w:t>
+      </w:r>
+      <w:r>
+        <w:t xml:space="preserve"> </w:t>
+      </w:r>
+      <w:r>
+        <w:sym w:font="Wingdings" w:char="F0DF"/>
+      </w:r>
+      <w:r>
+        <w:t xml:space="preserve"> VNA</w:t>
+      </w:r>
     </w:p>
     <w:p>
       <w:r>
@@ -241,112 +430,44 @@
       <w:r>
         <w:t xml:space="preserve"> a million things (</w:t>
       </w:r>
-      <w:r>
-        <w:t>I’m so thirsty</w:t>
-      </w:r>
+      <w:proofErr w:type="spellStart"/>
+      <w:r>
+        <w:t>sooooo</w:t>
+      </w:r>
+      <w:proofErr w:type="spellEnd"/>
+      <w:r>
+        <w:t xml:space="preserve"> </w:t>
+      </w:r>
+      <w:proofErr w:type="spellStart"/>
+      <w:r>
+        <w:t>thirstyyyyyy</w:t>
+      </w:r>
+      <w:proofErr w:type="spellEnd"/>
       <w:r>
         <w:t>)</w:t>
       </w:r>
-    </w:p>
-    <w:p>
-      <w:r>
-        <w:t>He’ll do everything (</w:t>
-      </w:r>
-      <w:r>
-        <w:t xml:space="preserve">I love </w:t>
-      </w:r>
-      <w:proofErr w:type="spellStart"/>
-      <w:r>
-        <w:t>claude</w:t>
-      </w:r>
-      <w:proofErr w:type="spellEnd"/>
-      <w:r>
-        <w:t>-y!</w:t>
-      </w:r>
-      <w:r>
-        <w:t>)</w:t>
-      </w:r>
-    </w:p>
-    <w:p/>
-    <w:p>
-      <w:r>
-        <w:t>Give me, give me water</w:t>
-      </w:r>
-    </w:p>
-    <w:p>
-      <w:r>
-        <w:t>I need a center, don’t be scared!</w:t>
-      </w:r>
-    </w:p>
-    <w:p/>
-    <w:p>
-      <w:r>
-        <w:t>Hey, it’s me, cybersecurity</w:t>
-      </w:r>
-      <w:r>
-        <w:t xml:space="preserve"> (</w:t>
-      </w:r>
-      <w:proofErr w:type="spellStart"/>
-      <w:r>
-        <w:t>clauuuudeee</w:t>
-      </w:r>
-      <w:proofErr w:type="spellEnd"/>
-      <w:r>
-        <w:t>)</w:t>
-      </w:r>
-    </w:p>
-    <w:p>
-      <w:r>
-        <w:t>I don’t know anything (</w:t>
-      </w:r>
-      <w:r>
-        <w:t>AIIIIIIIII</w:t>
-      </w:r>
-      <w:r>
-        <w:t>)</w:t>
-      </w:r>
-    </w:p>
-    <w:p>
-      <w:r>
-        <w:t xml:space="preserve">Claude can </w:t>
-      </w:r>
-      <w:proofErr w:type="gramStart"/>
-      <w:r>
-        <w:t>do..</w:t>
-      </w:r>
-      <w:proofErr w:type="gramEnd"/>
-      <w:r>
-        <w:t xml:space="preserve"> a million things </w:t>
-      </w:r>
-      <w:r>
-        <w:t>(</w:t>
-      </w:r>
-      <w:proofErr w:type="spellStart"/>
-      <w:r>
-        <w:t>sooooo</w:t>
-      </w:r>
-      <w:proofErr w:type="spellEnd"/>
       <w:r>
         <w:t xml:space="preserve"> </w:t>
       </w:r>
-      <w:proofErr w:type="spellStart"/>
-      <w:r>
-        <w:t>thirstyyyyyy</w:t>
-      </w:r>
-      <w:proofErr w:type="spellEnd"/>
-      <w:r>
-        <w:t>)</w:t>
-      </w:r>
-    </w:p>
-    <w:p>
-      <w:r>
-        <w:t>He’ll do everything (</w:t>
-      </w:r>
-      <w:r>
-        <w:t>what’s 1+2?</w:t>
-      </w:r>
-      <w:r>
-        <w:t>)</w:t>
+      <w:r>
+        <w:sym w:font="Wingdings" w:char="F0DF"/>
+      </w:r>
+      <w:r>
+        <w:t xml:space="preserve"> VNA</w:t>
+      </w:r>
+    </w:p>
+    <w:p>
+      <w:r>
+        <w:t>He’ll do everything (what’s 1+2?)</w:t>
+      </w:r>
+      <w:r>
+        <w:t xml:space="preserve"> </w:t>
+      </w:r>
+      <w:r>
+        <w:sym w:font="Wingdings" w:char="F0DF"/>
+      </w:r>
+      <w:r>
+        <w:t xml:space="preserve"> VNA</w:t>
       </w:r>
     </w:p>
     <w:sectPr>
@@ -1596,6 +1717,23 @@
 </file>
 
 <file path=customXml/item1.xml><?xml version="1.0" encoding="utf-8"?>
+<p:properties xmlns:p="http://schemas.microsoft.com/office/2006/metadata/properties" xmlns:xsi="http://www.w3.org/2001/XMLSchema-instance" xmlns:pc="http://schemas.microsoft.com/office/infopath/2007/PartnerControls">
+  <documentManagement>
+    <_activity xmlns="856bf4f3-c274-43c4-b363-0169825c789d" xsi:nil="true"/>
+  </documentManagement>
+</p:properties>
+</file>
+
+<file path=customXml/item2.xml><?xml version="1.0" encoding="utf-8"?>
+<?mso-contentType ?>
+<FormTemplates xmlns="http://schemas.microsoft.com/sharepoint/v3/contenttype/forms">
+  <Display>DocumentLibraryForm</Display>
+  <Edit>DocumentLibraryForm</Edit>
+  <New>DocumentLibraryForm</New>
+</FormTemplates>
+</file>
+
+<file path=customXml/item3.xml><?xml version="1.0" encoding="utf-8"?>
 <ct:contentTypeSchema xmlns:ct="http://schemas.microsoft.com/office/2006/metadata/contentType" xmlns:ma="http://schemas.microsoft.com/office/2006/metadata/properties/metaAttributes" ct:_="" ma:_="" ma:contentTypeName="Document" ma:contentTypeID="0x010100F485D3EC89BFB2409D29BB48109CCD09" ma:contentTypeVersion="11" ma:contentTypeDescription="Create a new document." ma:contentTypeScope="" ma:versionID="36406f15795148c9b0aee855be5b01a2">
   <xsd:schema xmlns:xsd="http://www.w3.org/2001/XMLSchema" xmlns:xs="http://www.w3.org/2001/XMLSchema" xmlns:p="http://schemas.microsoft.com/office/2006/metadata/properties" xmlns:ns3="856bf4f3-c274-43c4-b363-0169825c789d" targetNamespace="http://schemas.microsoft.com/office/2006/metadata/properties" ma:root="true" ma:fieldsID="48224cdf1f89a6a94c3f5fbfa477ea91" ns3:_="">
     <xsd:import namespace="856bf4f3-c274-43c4-b363-0169825c789d"/>
@@ -1783,24 +1921,25 @@
 </ct:contentTypeSchema>
 </file>
 
-<file path=customXml/item2.xml><?xml version="1.0" encoding="utf-8"?>
-<?mso-contentType ?>
-<FormTemplates xmlns="http://schemas.microsoft.com/sharepoint/v3/contenttype/forms">
-  <Display>DocumentLibraryForm</Display>
-  <Edit>DocumentLibraryForm</Edit>
-  <New>DocumentLibraryForm</New>
-</FormTemplates>
+<file path=customXml/itemProps1.xml><?xml version="1.0" encoding="utf-8"?>
+<ds:datastoreItem xmlns:ds="http://schemas.openxmlformats.org/officeDocument/2006/customXml" ds:itemID="{E81D9528-024E-4BBE-9E4D-2C2D540D0D32}">
+  <ds:schemaRefs>
+    <ds:schemaRef ds:uri="http://schemas.microsoft.com/office/2006/metadata/properties"/>
+    <ds:schemaRef ds:uri="http://schemas.microsoft.com/office/infopath/2007/PartnerControls"/>
+    <ds:schemaRef ds:uri="856bf4f3-c274-43c4-b363-0169825c789d"/>
+  </ds:schemaRefs>
+</ds:datastoreItem>
 </file>
 
-<file path=customXml/item3.xml><?xml version="1.0" encoding="utf-8"?>
-<p:properties xmlns:p="http://schemas.microsoft.com/office/2006/metadata/properties" xmlns:xsi="http://www.w3.org/2001/XMLSchema-instance" xmlns:pc="http://schemas.microsoft.com/office/infopath/2007/PartnerControls">
-  <documentManagement>
-    <_activity xmlns="856bf4f3-c274-43c4-b363-0169825c789d" xsi:nil="true"/>
-  </documentManagement>
-</p:properties>
+<file path=customXml/itemProps2.xml><?xml version="1.0" encoding="utf-8"?>
+<ds:datastoreItem xmlns:ds="http://schemas.openxmlformats.org/officeDocument/2006/customXml" ds:itemID="{6756BB85-DA60-4ED9-9947-E12888C4EF74}">
+  <ds:schemaRefs>
+    <ds:schemaRef ds:uri="http://schemas.microsoft.com/sharepoint/v3/contenttype/forms"/>
+  </ds:schemaRefs>
+</ds:datastoreItem>
 </file>
 
-<file path=customXml/itemProps1.xml><?xml version="1.0" encoding="utf-8"?>
+<file path=customXml/itemProps3.xml><?xml version="1.0" encoding="utf-8"?>
 <ds:datastoreItem xmlns:ds="http://schemas.openxmlformats.org/officeDocument/2006/customXml" ds:itemID="{EA5C71CE-8890-4BF0-B566-CE0E37DFE9B5}">
   <ds:schemaRefs>
     <ds:schemaRef ds:uri="http://schemas.microsoft.com/office/2006/metadata/contentType"/>
@@ -1816,22 +1955,4 @@
     <ds:schemaRef ds:uri="http://schemas.microsoft.com/internal/obd"/>
   </ds:schemaRefs>
 </ds:datastoreItem>
-</file>
-
-<file path=customXml/itemProps2.xml><?xml version="1.0" encoding="utf-8"?>
-<ds:datastoreItem xmlns:ds="http://schemas.openxmlformats.org/officeDocument/2006/customXml" ds:itemID="{6756BB85-DA60-4ED9-9947-E12888C4EF74}">
-  <ds:schemaRefs>
-    <ds:schemaRef ds:uri="http://schemas.microsoft.com/sharepoint/v3/contenttype/forms"/>
-  </ds:schemaRefs>
-</ds:datastoreItem>
-</file>
-
-<file path=customXml/itemProps3.xml><?xml version="1.0" encoding="utf-8"?>
-<ds:datastoreItem xmlns:ds="http://schemas.openxmlformats.org/officeDocument/2006/customXml" ds:itemID="{E81D9528-024E-4BBE-9E4D-2C2D540D0D32}">
-  <ds:schemaRefs>
-    <ds:schemaRef ds:uri="http://schemas.microsoft.com/office/2006/metadata/properties"/>
-    <ds:schemaRef ds:uri="http://schemas.microsoft.com/office/infopath/2007/PartnerControls"/>
-    <ds:schemaRef ds:uri="856bf4f3-c274-43c4-b363-0169825c789d"/>
-  </ds:schemaRefs>
-</ds:datastoreItem>
 </file>